--- a/courts/second-circuit/vermont/state/supreme-court/brief-on-the-merits/usage/OUTPUT-brief-on-the-merits.docx
+++ b/courts/second-circuit/vermont/state/supreme-court/brief-on-the-merits/usage/OUTPUT-brief-on-the-merits.docx
@@ -264,9 +264,7 @@
               <w:t xml:space="preserve"> </w:t>
             </w:r>
             <w:r>
-              <w:t xml:space="preserve">2018</w:t>
-              <w:noBreakHyphen/>
-              <w:t xml:space="preserve">342</w:t>
+              <w:t xml:space="preserve">2018-⁠342</w:t>
             </w:r>
           </w:p>
           <w:p>
@@ -300,11 +298,7 @@
               <w:t xml:space="preserve"> </w:t>
             </w:r>
             <w:r>
-              <w:t xml:space="preserve">15</w:t>
-              <w:noBreakHyphen/>
-              <w:t xml:space="preserve">1</w:t>
-              <w:noBreakHyphen/>
-              <w:t xml:space="preserve">18</w:t>
+              <w:t xml:space="preserve">15-⁠1-⁠18</w:t>
             </w:r>
             <w:r>
               <w:t xml:space="preserve"> </w:t>
@@ -631,9 +625,7 @@
                 <w:i/>
                 <w:iCs/>
               </w:rPr>
-              <w:t xml:space="preserve">522</w:t>
-              <w:noBreakHyphen/>
-              <w:t xml:space="preserve">2802</w:t>
+              <w:t xml:space="preserve">522-⁠2802</w:t>
             </w:r>
           </w:p>
           <w:p>
@@ -839,9 +831,7 @@
                 <w:i/>
                 <w:iCs/>
               </w:rPr>
-              <w:t xml:space="preserve">223</w:t>
-              <w:noBreakHyphen/>
-              <w:t xml:space="preserve">6304</w:t>
+              <w:t xml:space="preserve">223-⁠6304</w:t>
             </w:r>
           </w:p>
           <w:p>
@@ -1047,9 +1037,7 @@
                 <w:i/>
                 <w:iCs/>
               </w:rPr>
-              <w:t xml:space="preserve">223</w:t>
-              <w:noBreakHyphen/>
-              <w:t xml:space="preserve">6304</w:t>
+              <w:t xml:space="preserve">223-⁠6304</w:t>
             </w:r>
           </w:p>
           <w:p>
@@ -5188,11 +5176,7 @@
         <w:t xml:space="preserve"> </w:t>
       </w:r>
       <w:r>
-        <w:t xml:space="preserve">517</w:t>
-        <w:noBreakHyphen/>
-        <w:t xml:space="preserve">7</w:t>
-        <w:noBreakHyphen/>
-        <w:t xml:space="preserve">10</w:t>
+        <w:t xml:space="preserve">517-⁠7-⁠10</w:t>
       </w:r>
       <w:r>
         <w:t xml:space="preserve"> </w:t>
@@ -7735,19 +7719,7 @@
         <w:pStyle w:val="BodyText"/>
       </w:pPr>
       <w:r>
-        <w:t xml:space="preserve">Appellant Reed Doyle is a concerned citizen of Burlington, Vermont who is attempting to exercise his rights under the Public Records Act as part of his efforts to hold Burlington Police Department (BPD) Officers accountable for actions that he contends were improper and excessive uses of force. PC 11. In 2017, Mr. Doyle witnessed an incident involving BPD officers in a public park. PC 12</w:t>
-      </w:r>
-      <w:r>
-        <w:noBreakHyphen/>
-      </w:r>
-      <w:r>
-        <w:t xml:space="preserve">13. During the incident, one BPD officer threatened a group of children with pepper spray. PC 12. Mr. Doyle alleges that, shortly thereafter, another BPD officer used physical force against one of the children, and the officers then arrested that same child. Id. After the arrests, Mr. Doyle approached the officers to complain about the use of force; his interaction was also recorded by BPD body cameras. PC 12</w:t>
-      </w:r>
-      <w:r>
-        <w:noBreakHyphen/>
-      </w:r>
-      <w:r>
-        <w:t xml:space="preserve">13. Mr. Doyle subsequently learned that BPD possesses approximately one hour of body camera video of this incident in addition to approximately 40 pages of written material. PC 15, 49.</w:t>
+        <w:t xml:space="preserve">Appellant Reed Doyle is a concerned citizen of Burlington, Vermont who is attempting to exercise his rights under the Public Records Act as part of his efforts to hold Burlington Police Department (BPD) Officers accountable for actions that he contends were improper and excessive uses of force. PC 11. In 2017, Mr. Doyle witnessed an incident involving BPD officers in a public park. PC 12-⁠13. During the incident, one BPD officer threatened a group of children with pepper spray. PC 12. Mr. Doyle alleges that, shortly thereafter, another BPD officer used physical force against one of the children, and the officers then arrested that same child. Id. After the arrests, Mr. Doyle approached the officers to complain about the use of force; his interaction was also recorded by BPD body cameras. PC 12-⁠13. Mr. Doyle subsequently learned that BPD possesses approximately one hour of body camera video of this incident in addition to approximately 40 pages of written material. PC 15, 49.</w:t>
       </w:r>
     </w:p>
     <w:p>
@@ -7755,13 +7727,7 @@
         <w:pStyle w:val="BodyText"/>
       </w:pPr>
       <w:r>
-        <w:t xml:space="preserve">After engaging in the BPD’s citizen complaint process, Mr. Doyle, unsatisfied by the BPD’s response, sought to inspect records related to the incident to confirm his recollection and gather additional facts to further his efforts in obtaining accountability. PC 13</w:t>
-      </w:r>
-      <w:r>
-        <w:noBreakHyphen/>
-      </w:r>
-      <w:r>
-        <w:t xml:space="preserve">14.</w:t>
+        <w:t xml:space="preserve">After engaging in the BPD’s citizen complaint process, Mr. Doyle, unsatisfied by the BPD’s response, sought to inspect records related to the incident to confirm his recollection and gather additional facts to further his efforts in obtaining accountability. PC 13-⁠14.</w:t>
       </w:r>
     </w:p>
     <w:p>
@@ -7769,13 +7735,7 @@
         <w:pStyle w:val="BodyText"/>
       </w:pPr>
       <w:r>
-        <w:t xml:space="preserve">His request was repeatedly denied by the BPD. Pursuant to procedures in the PRA, Mr. Doyle appealed the denial of his request to BPD Chief Brandon del Pozo. PC 14. Chief del Pozo responded that the records could be produced for inspection, but only in heavily redacted form. PC 15. Chief del Pozo estimated that BPD’s proposed redactions would cost Mr. Doyle between approximately $220.50 and $370.50 in staff time fees and stated that the review and redactions would not begin until the City of Burlington received a $220.50 deposit. PC 15</w:t>
-      </w:r>
-      <w:r>
-        <w:noBreakHyphen/>
-      </w:r>
-      <w:r>
-        <w:t xml:space="preserve">16.</w:t>
+        <w:t xml:space="preserve">His request was repeatedly denied by the BPD. Pursuant to procedures in the PRA, Mr. Doyle appealed the denial of his request to BPD Chief Brandon del Pozo. PC 14. Chief del Pozo responded that the records could be produced for inspection, but only in heavily redacted form. PC 15. Chief del Pozo estimated that BPD’s proposed redactions would cost Mr. Doyle between approximately $220.50 and $370.50 in staff time fees and stated that the review and redactions would not begin until the City of Burlington received a $220.50 deposit. PC 15-⁠16.</w:t>
       </w:r>
     </w:p>
     <w:p>
@@ -7797,31 +7757,13 @@
         <w:pStyle w:val="BodyText"/>
       </w:pPr>
       <w:r>
-        <w:t xml:space="preserve">Mr. Doyle’s third cause of action challenged BPD’s failure to permit inspection of the requested records without cost, specifically alleging that “Vermont’s Public Records Act, 1 V.S.A. § 316, does not authorize Defendant to charge Plaintiff money for exercising his right to inspect public records.” PC 17</w:t>
-      </w:r>
-      <w:r>
-        <w:noBreakHyphen/>
-      </w:r>
-      <w:r>
-        <w:t xml:space="preserve">18. In the introductory section of the complaint, Mr. Doyle cited an earlier decision from the Washington Superior Court in Vermont</w:t>
-      </w:r>
-      <w:r>
-        <w:t xml:space="preserve"> </w:t>
-      </w:r>
-      <w:r>
-        <w:t xml:space="preserve">State Employees’ Ass’n v. Vermont Agency of Natural Resources, No. 517</w:t>
-      </w:r>
-      <w:r>
-        <w:noBreakHyphen/>
-      </w:r>
-      <w:r>
-        <w:t xml:space="preserve">7</w:t>
-      </w:r>
-      <w:r>
-        <w:noBreakHyphen/>
-      </w:r>
-      <w:r>
-        <w:t xml:space="preserve">10 Wncv, 2011 WL 121649 (Vt. Super. Ct. Jan. 6, 2011) (hereinafter referred to as VSEA). PC 11. That decision involved requests for records held, mostly in electronic form, by a state agency, and a labor union’s challenge to the state agency’s demand that the labor union pay administrative fees for agency staff time associated with complying with its request to inspect those records. VSEA, 2011 WL 121649 (reproduced in the Addendum). After analyzing the plain language of 1</w:t>
+        <w:t xml:space="preserve">Mr. Doyle’s third cause of action challenged BPD’s failure to permit inspection of the requested records without cost, specifically alleging that “Vermont’s Public Records Act, 1 V.S.A. § 316, does not authorize Defendant to charge Plaintiff money for exercising his right to inspect public records.” PC 17-⁠18. In the introductory section of the complaint, Mr. Doyle cited an earlier decision from the Washington Superior Court in Vermont</w:t>
+      </w:r>
+      <w:r>
+        <w:t xml:space="preserve"> </w:t>
+      </w:r>
+      <w:r>
+        <w:t xml:space="preserve">State Employees’ Ass’n v. Vermont Agency of Natural Resources, No. 517-⁠7-⁠10 Wncv, 2011 WL 121649 (Vt. Super. Ct. Jan. 6, 2011) (hereinafter referred to as VSEA). PC 11. That decision involved requests for records held, mostly in electronic form, by a state agency, and a labor union’s challenge to the state agency’s demand that the labor union pay administrative fees for agency staff time associated with complying with its request to inspect those records. VSEA, 2011 WL 121649 (reproduced in the Addendum). After analyzing the plain language of 1</w:t>
       </w:r>
       <w:r>
         <w:t xml:space="preserve"> </w:t>
@@ -7835,19 +7777,7 @@
         <w:pStyle w:val="BodyText"/>
       </w:pPr>
       <w:r>
-        <w:t xml:space="preserve">In reliance on the VSEA decision and the straightforward plain language analysis it employed, as well as § 316(c)’s legislative history and an express statutory purpose of enabling “free and open examination” of government records, Mr. Doyle moved the trial court for a partial judgment on the pleadings. PC 26</w:t>
-      </w:r>
-      <w:r>
-        <w:noBreakHyphen/>
-      </w:r>
-      <w:r>
-        <w:t xml:space="preserve">35. His motion focused solely on his third cause of action related to fees for staff time. Id. In his motion, Mr. Doyle explained that the pleadings demonstrate BPD’s admission that Mr. Doyle’s request was to “inspect” the police officers’ bodycam video and other written records related to the incident and arrests he witnessed. Compare PC 14</w:t>
-      </w:r>
-      <w:r>
-        <w:noBreakHyphen/>
-      </w:r>
-      <w:r>
-        <w:t xml:space="preserve">15, ¶ 24 (alleging that Burlington Police Chief acknowledged Mr. Doyle’s request as one “seeking to inspect” records), with PC 22, ¶ 24 (admitting the allegation); PC 17, ¶ 43 (alleging that, “[a]t all times, Plaintiff requested to inspect the public records involved”), with PC 24, ¶ 43 (admitting that “Plaintiff sought to inspect the public records Defendant offered to redact”).</w:t>
+        <w:t xml:space="preserve">In reliance on the VSEA decision and the straightforward plain language analysis it employed, as well as § 316(c)’s legislative history and an express statutory purpose of enabling “free and open examination” of government records, Mr. Doyle moved the trial court for a partial judgment on the pleadings. PC 26-⁠35. His motion focused solely on his third cause of action related to fees for staff time. Id. In his motion, Mr. Doyle explained that the pleadings demonstrate BPD’s admission that Mr. Doyle’s request was to “inspect” the police officers’ bodycam video and other written records related to the incident and arrests he witnessed. Compare PC 14-⁠15, ¶ 24 (alleging that Burlington Police Chief acknowledged Mr. Doyle’s request as one “seeking to inspect” records), with PC 22, ¶ 24 (admitting the allegation); PC 17, ¶ 43 (alleging that, “[a]t all times, Plaintiff requested to inspect the public records involved”), with PC 24, ¶ 43 (admitting that “Plaintiff sought to inspect the public records Defendant offered to redact”).</w:t>
       </w:r>
     </w:p>
     <w:p>
@@ -7871,13 +7801,7 @@
         <w:pStyle w:val="BodyText"/>
       </w:pPr>
       <w:r>
-        <w:t xml:space="preserve">PC 6</w:t>
-      </w:r>
-      <w:r>
-        <w:noBreakHyphen/>
-      </w:r>
-      <w:r>
-        <w:t xml:space="preserve">7. Upon entry of final judgment, Mr. Doyle filed this appeal to vindicate his right to free and open examination of the public records that he believes show inappropriate conduct of law enforcement officers.</w:t>
+        <w:t xml:space="preserve">PC 6-⁠7. Upon entry of final judgment, Mr. Doyle filed this appeal to vindicate his right to free and open examination of the public records that he believes show inappropriate conduct of law enforcement officers.</w:t>
       </w:r>
     </w:p>
     <w:p>
@@ -7943,7 +7867,7 @@
         <w:pStyle w:val="BodyText"/>
       </w:pPr>
       <w:r>
-        <w:t xml:space="preserve">This case involves a public records request going to the heart of the statute’s purpose of providing “free and open examination of records consistent with Chapter I, Article 6 of the Vermont Constitution . . . to enable any person to review and criticize” the actions of a public servant. 1</w:t>
+        <w:t xml:space="preserve">This case involves a public records request going to the heart of the statute’s purpose of providing “free and open examination of records consistent with Chapter I, Article 6 of the Vermont Constitution ⁠. ⁠. ⁠. to enable any person to review and criticize” the actions of a public servant. 1</w:t>
       </w:r>
       <w:r>
         <w:t xml:space="preserve"> </w:t>
@@ -7969,7 +7893,7 @@
         <w:pStyle w:val="BodyText"/>
       </w:pPr>
       <w:r>
-        <w:t xml:space="preserve">In this case of statutory interpretation, the Court’s task is familiar and straightforward: to discern the Legislature’s intent as evidenced by the plain meaning of the words it used in the statute. Here, the Legislature has taken the unusual step of instructing the Court to “liberally construe[]” provisions of the Public Records Act to implement the policy of “free and open examination of records . . . even though such examination may cause inconvenience,” §</w:t>
+        <w:t xml:space="preserve">In this case of statutory interpretation, the Court’s task is familiar and straightforward: to discern the Legislature’s intent as evidenced by the plain meaning of the words it used in the statute. Here, the Legislature has taken the unusual step of instructing the Court to “liberally construe[]” provisions of the Public Records Act to implement the policy of “free and open examination of records ⁠. ⁠. ⁠. even though such examination may cause inconvenience,” §</w:t>
       </w:r>
       <w:r>
         <w:t xml:space="preserve"> </w:t>
@@ -7997,13 +7921,7 @@
         <w:pStyle w:val="BodyText"/>
       </w:pPr>
       <w:r>
-        <w:t xml:space="preserve">Legislative history also points definitively toward the correctness of Mr. Doyle’s interpretation. The legislative history of the 1996 amendments to the Act, which first added the staff time provisions, indicates a legislative intent to maintain the pre</w:t>
-      </w:r>
-      <w:r>
-        <w:noBreakHyphen/>
-      </w:r>
-      <w:r>
-        <w:t xml:space="preserve">1996 distinction, for purposes of assessing fees, between requests to inspect records and requests for a copy of a record. Even the trial court’s decision acknowledges such a distinction existed prior to these amendments. And, later amendments demonstrate the legislative intent to maintain the distinction. Furthermore, in 2011, the Legislature considered and ultimately rejected amendments that would have expanded the language of § 316(c) to explicitly allow for assessment of staff time fees even for inspection-only requests. The legislative history reflects that the amendment was proposed and rejected with knowledge of and in response to the 2011 VSEA trial court ruling. Additional legislative history shows that the Legislature has repeatedly refused to expand § 316(c) to provide for staff time fees in response to requests to inspect despite proposals and legislative study recommendations to the contrary over the course of two decades. Thus, the legislative record reflects a conscious decision to maximize transparency and accountability through a policy of “free and open examination” of records.</w:t>
+        <w:t xml:space="preserve">Legislative history also points definitively toward the correctness of Mr. Doyle’s interpretation. The legislative history of the 1996 amendments to the Act, which first added the staff time provisions, indicates a legislative intent to maintain the pre-⁠1996 distinction, for purposes of assessing fees, between requests to inspect records and requests for a copy of a record. Even the trial court’s decision acknowledges such a distinction existed prior to these amendments. And, later amendments demonstrate the legislative intent to maintain the distinction. Furthermore, in 2011, the Legislature considered and ultimately rejected amendments that would have expanded the language of § 316(c) to explicitly allow for assessment of staff time fees even for inspection-only requests. The legislative history reflects that the amendment was proposed and rejected with knowledge of and in response to the 2011 VSEA trial court ruling. Additional legislative history shows that the Legislature has repeatedly refused to expand § 316(c) to provide for staff time fees in response to requests to inspect despite proposals and legislative study recommendations to the contrary over the course of two decades. Thus, the legislative record reflects a conscious decision to maximize transparency and accountability through a policy of “free and open examination” of records.</w:t>
       </w:r>
     </w:p>
     <w:p>
@@ -8245,7 +8163,7 @@
         <w:pStyle w:val="BodyText"/>
       </w:pPr>
       <w:r>
-        <w:t xml:space="preserve">The Vermont Public Records Act (“PRA”) provides that “[a]ny person aggrieved by the denial of a request for public records under this subchapter may apply to . . . the Civil Division of the Superior Court of Washington County, to enjoin the public agency from withholding agency records and to order the production of any agency records improperly withheld from the complainant.” 1</w:t>
+        <w:t xml:space="preserve">The Vermont Public Records Act (“PRA”) provides that “[a]ny person aggrieved by the denial of a request for public records under this subchapter may apply to ⁠. ⁠. ⁠. the Civil Division of the Superior Court of Washington County, to enjoin the public agency from withholding agency records and to order the production of any agency records improperly withheld from the complainant.” 1</w:t>
       </w:r>
       <w:r>
         <w:t xml:space="preserve"> </w:t>
@@ -8619,19 +8537,7 @@
         <w:pStyle w:val="BodyTextNote"/>
       </w:pPr>
       <w:r>
-        <w:t xml:space="preserve">This case presents a pure question of law, requiring interpretation of various Public Records Act provisions. There are no facts in dispute. As Mr. Doyle pleaded below, his request was expressly and specifically one to “inspect” records created and held by BPD. PC 14</w:t>
-      </w:r>
-      <w:r>
-        <w:noBreakHyphen/>
-      </w:r>
-      <w:r>
-        <w:t xml:space="preserve">15, 17. At no point did he request to obtain a “copy” of the records. BPD has admitted these facts in its Answer to Mr. Doyle’s Complaint. PC 22, 24. The trial court rendered its decision based on these admitted facts and its erroneous interpretation of Public Records Act provisions and legislative history at issue. PC 3</w:t>
-      </w:r>
-      <w:r>
-        <w:noBreakHyphen/>
-      </w:r>
-      <w:r>
-        <w:t xml:space="preserve">8.</w:t>
+        <w:t xml:space="preserve">This case presents a pure question of law, requiring interpretation of various Public Records Act provisions. There are no facts in dispute. As Mr. Doyle pleaded below, his request was expressly and specifically one to “inspect” records created and held by BPD. PC 14-⁠15, 17. At no point did he request to obtain a “copy” of the records. BPD has admitted these facts in its Answer to Mr. Doyle’s Complaint. PC 22, 24. The trial court rendered its decision based on these admitted facts and its erroneous interpretation of Public Records Act provisions and legislative history at issue. PC 3-⁠8.</w:t>
       </w:r>
       <w:r>
         <w:rPr>
@@ -10239,7 +10145,7 @@
         <w:t xml:space="preserve"> </w:t>
       </w:r>
       <w:r>
-        <w:t xml:space="preserve">Acts &amp; Resolves, No. 231 (Adj. Sess.), § 1, § 316(a) (“Any person may inspect or copy any public record or document of a public agency . . . .” (emphasis added)). In Act</w:t>
+        <w:t xml:space="preserve">Acts &amp; Resolves, No. 231 (Adj. Sess.), § 1, § 316(a) (“Any person may inspect or copy any public record or document of a public agency ⁠. ⁠. ⁠. ⁠.” (emphasis added)). In Act</w:t>
       </w:r>
       <w:r>
         <w:t xml:space="preserve"> </w:t>
@@ -10835,13 +10741,7 @@
         <w:pStyle w:val="BodyTextNote"/>
       </w:pPr>
       <w:r>
-        <w:t xml:space="preserve">In light of these firmly established principles, the trial court erred by determining that, after the 1996 amendments, the PRA no longer distinguished between a request to “inspect” a record and one to obtain a “copy.” PC 6</w:t>
-      </w:r>
-      <w:r>
-        <w:noBreakHyphen/>
-      </w:r>
-      <w:r>
-        <w:t xml:space="preserve">7.</w:t>
+        <w:t xml:space="preserve">In light of these firmly established principles, the trial court erred by determining that, after the 1996 amendments, the PRA no longer distinguished between a request to “inspect” a record and one to obtain a “copy.” PC 6-⁠7.</w:t>
       </w:r>
       <w:r>
         <w:rPr>
@@ -10853,13 +10753,7 @@
         <w:t xml:space="preserve"> </w:t>
       </w:r>
       <w:r>
-        <w:t xml:space="preserve">If, however, the Legislature had intended § 316(c) to eviscerate the pre</w:t>
-      </w:r>
-      <w:r>
-        <w:noBreakHyphen/>
-      </w:r>
-      <w:r>
-        <w:t xml:space="preserve">1996 distinction that the trial court acknowledged, it could have done so without creating surplusage in the key phrase of § 316(c). Instead of authorizing a government agency to “charge and collect the cost of staff time associated with complying with a request for a copy of a public record,” the Legislature could have simply ended the sentence at the word “request” or omitted “a copy of,” leaving “a request for a public record.” The trial court’s opinion impermissibly renders the phrase “for a copy” mere surplusage and must be rejected.</w:t>
+        <w:t xml:space="preserve">If, however, the Legislature had intended § 316(c) to eviscerate the pre-⁠1996 distinction that the trial court acknowledged, it could have done so without creating surplusage in the key phrase of § 316(c). Instead of authorizing a government agency to “charge and collect the cost of staff time associated with complying with a request for a copy of a public record,” the Legislature could have simply ended the sentence at the word “request” or omitted “a copy of,” leaving “a request for a public record.” The trial court’s opinion impermissibly renders the phrase “for a copy” mere surplusage and must be rejected.</w:t>
       </w:r>
     </w:p>
     <w:p>
@@ -10889,13 +10783,7 @@
         <w:t xml:space="preserve"> </w:t>
       </w:r>
       <w:r>
-        <w:t xml:space="preserve">780 (1995 Adj. Sess.) (as introduced) (emphasis added) (reproduced in the Appendix at App. 006</w:t>
-      </w:r>
-      <w:r>
-        <w:noBreakHyphen/>
-      </w:r>
-      <w:r>
-        <w:t xml:space="preserve">007). After vetting by the House Judiciary committee, which proposed a strike-all amendment, the Legislature amended the language to include the statute’s current and express limitation of charges for staff time to such time “associated with complying with a request for a copy of a public record.” Vt.</w:t>
+        <w:t xml:space="preserve">780 (1995 Adj. Sess.) (as introduced) (emphasis added) (reproduced in the Appendix at App. 006-⁠007). After vetting by the House Judiciary committee, which proposed a strike-all amendment, the Legislature amended the language to include the statute’s current and express limitation of charges for staff time to such time “associated with complying with a request for a copy of a public record.” Vt.</w:t>
       </w:r>
       <w:r>
         <w:t xml:space="preserve"> </w:t>
@@ -11717,25 +11605,7 @@
         <w:t xml:space="preserve"> </w:t>
       </w:r>
       <w:r>
-        <w:t xml:space="preserve">House Journal, May 4, 2011, 1891</w:t>
-      </w:r>
-      <w:r>
-        <w:noBreakHyphen/>
-      </w:r>
-      <w:r>
-        <w:t xml:space="preserve">92 (reproduced in the Appendix at App. 181</w:t>
-      </w:r>
-      <w:r>
-        <w:noBreakHyphen/>
-      </w:r>
-      <w:r>
-        <w:t xml:space="preserve">82). Its purpose is detailed in the testimony of legislative counsel Michael O’Grady before the House Government Operations Committee. Hearings on H. 73, House Comm. on Gov’t Operations, CD11</w:t>
-      </w:r>
-      <w:r>
-        <w:noBreakHyphen/>
-      </w:r>
-      <w:r>
-        <w:t xml:space="preserve">137, at 23:22—24:13 (May 3, 2011) (reproduced in the Appendix at App. 262); see Dep’t</w:t>
+        <w:t xml:space="preserve">House Journal, May 4, 2011, 1891-⁠92 (reproduced in the Appendix at App. 181-⁠82). Its purpose is detailed in the testimony of legislative counsel Michael O’Grady before the House Government Operations Committee. Hearings on H. 73, House Comm. on Gov’t Operations, CD11-⁠137, at 23:22—24:13 (May 3, 2011) (reproduced in the Appendix at App. 262); see Dep’t</w:t>
       </w:r>
       <w:r>
         <w:t xml:space="preserve"> </w:t>
@@ -11765,13 +11635,7 @@
         <w:t xml:space="preserve"> </w:t>
       </w:r>
       <w:r>
-        <w:t xml:space="preserve">VSEA decision. See Hearings on H. 73, House Comm. on Gov’t Operations, CD11</w:t>
-      </w:r>
-      <w:r>
-        <w:noBreakHyphen/>
-      </w:r>
-      <w:r>
-        <w:t xml:space="preserve">137, at 25—27:20 (May 3, 2011) (reproduced in the Appendix at App. 262). The committee proposed the amendment because, under the VSEA decision, § 316(c) limited assessment of staff time fees to requests for copies of records, while a Title 32</w:t>
+        <w:t xml:space="preserve">VSEA decision. See Hearings on H. 73, House Comm. on Gov’t Operations, CD11-⁠137, at 25—27:20 (May 3, 2011) (reproduced in the Appendix at App. 262). The committee proposed the amendment because, under the VSEA decision, § 316(c) limited assessment of staff time fees to requests for copies of records, while a Title 32</w:t>
       </w:r>
       <w:r>
         <w:rPr>
@@ -11821,19 +11685,7 @@
         <w:t xml:space="preserve"> </w:t>
       </w:r>
       <w:r>
-        <w:t xml:space="preserve">73 (official) (2011) (as passed by the House), 23</w:t>
-      </w:r>
-      <w:r>
-        <w:noBreakHyphen/>
-      </w:r>
-      <w:r>
-        <w:t xml:space="preserve">24 (2011) (reproduced in the Appendix at App. 093</w:t>
-      </w:r>
-      <w:r>
-        <w:noBreakHyphen/>
-      </w:r>
-      <w:r>
-        <w:t xml:space="preserve">094).</w:t>
+        <w:t xml:space="preserve">73 (official) (2011) (as passed by the House), 23-⁠24 (2011) (reproduced in the Appendix at App. 093-⁠094).</w:t>
       </w:r>
     </w:p>
     <w:p>
@@ -11847,31 +11699,13 @@
         <w:t xml:space="preserve"> </w:t>
       </w:r>
       <w:r>
-        <w:t xml:space="preserve">v. Leas, 169 Vt. 364, 365</w:t>
-      </w:r>
-      <w:r>
-        <w:noBreakHyphen/>
-      </w:r>
-      <w:r>
-        <w:t xml:space="preserve">66, 737 A.2d 889, 891</w:t>
-      </w:r>
-      <w:r>
-        <w:noBreakHyphen/>
-      </w:r>
-      <w:r>
-        <w:t xml:space="preserve">92 (1999) (consideration of proposed statutory language at committee level is an “illuminating” part of legislative history); Dep’t</w:t>
-      </w:r>
-      <w:r>
-        <w:t xml:space="preserve"> </w:t>
-      </w:r>
-      <w:r>
-        <w:t xml:space="preserve">of Corrs., 2006 VT 134, ¶ 19 (“[W]e have relied upon committee testimony and legislators’ discussions when they convincingly reveal the intent underlying a statute.”). The Senate committee members described the House amendments as antithetical to longstanding Vermont values of transparency in government. They also believed the amendments would severely limit access to public records. The committee’s chair, Senator White, noted that “I feel really queasy about charging [for inspection] and we’ve always maintained it’s free and open examination of records.” Hearings on H. 73, Senate Comm. on Gov’t Operations, CD 11</w:t>
-      </w:r>
-      <w:r>
-        <w:noBreakHyphen/>
-      </w:r>
-      <w:r>
-        <w:t xml:space="preserve">86, Track 2, 20:39—20:51 (April 19, 2011) (reproduced in the Appendix at App. 263). In reference to the VSEA decision, Senator White went on to say “my concern is that until four months ago, I think we all assumed that inspecting records was free.” Id. at 24:29—24:44. Senator Pollina quickly agreed: “That’s actually what the statute says . . . to me it’s just generally a step backwards to be telling people they have to pay to look at open records.” Id. 24:45—25:03. Senator White reiterated, “for the past 35 years we’ve been assuming [inspection of public records] was free . . . [changing] that doesn’t make sense to me.” Id. at 25:00—25:28.</w:t>
+        <w:t xml:space="preserve">v. Leas, 169 Vt. 364, 365-⁠66, 737 A.2d 889, 891-⁠92 (1999) (consideration of proposed statutory language at committee level is an “illuminating” part of legislative history); Dep’t</w:t>
+      </w:r>
+      <w:r>
+        <w:t xml:space="preserve"> </w:t>
+      </w:r>
+      <w:r>
+        <w:t xml:space="preserve">of Corrs., 2006 VT 134, ¶ 19 (“[W]e have relied upon committee testimony and legislators’ discussions when they convincingly reveal the intent underlying a statute.”). The Senate committee members described the House amendments as antithetical to longstanding Vermont values of transparency in government. They also believed the amendments would severely limit access to public records. The committee’s chair, Senator White, noted that “I feel really queasy about charging [for inspection] and we’ve always maintained it’s free and open examination of records.” Hearings on H. 73, Senate Comm. on Gov’t Operations, CD 11-⁠86, Track 2, 20:39—20:51 (April 19, 2011) (reproduced in the Appendix at App. 263). In reference to the VSEA decision, Senator White went on to say “my concern is that until four months ago, I think we all assumed that inspecting records was free.” Id. at 24:29—24:44. Senator Pollina quickly agreed: “That’s actually what the statute says ⁠. ⁠. ⁠. to me it’s just generally a step backwards to be telling people they have to pay to look at open records.” Id. 24:45—25:03. Senator White reiterated, “for the past 35 years we’ve been assuming [inspection of public records] was free ⁠. ⁠. ⁠. [changing] that doesn’t make sense to me.” Id. at 25:00—25:28.</w:t>
       </w:r>
     </w:p>
     <w:p>
@@ -11897,13 +11731,7 @@
         <w:t xml:space="preserve"> </w:t>
       </w:r>
       <w:r>
-        <w:t xml:space="preserve">Watch, 2005 VT 108, ¶ 9 (citing State Archivist’s legislative hearing testimony as support for Court’s interpretation of law). The Archivist also explained that charging to inspect records would be like charging the taxpayer twice—once to pay for a faulty records management system and again for the unnecessarily long time it takes to retrieve the responsive non-exempt information from a flawed system. Hearings on H. 73, Senate Comm. on Gov’t Operations, CD 11</w:t>
-      </w:r>
-      <w:r>
-        <w:noBreakHyphen/>
-      </w:r>
-      <w:r>
-        <w:t xml:space="preserve">86, Track 2, 25:35—26:35 (April 19, 2011) (“In terms of the taxpayers . . . why should you charge them more because it’s more difficult for us to extract the information from the system we poorly designed to begin with?”) (reproduced in the Appendix at App. 263). Senator Pollina responded positively: “[Free inspection] would encourage the agencies to be more efficient in terms of their storage and retrieval of information . . . . When you can charge someone to go get something, you’re likely to put it further away . . . you’re not going to worry that it’s further away . . . . If I know I have to give it to them for free I’m going to make sure I have a better idea of where it is.” Id. at 26:40—27:08.</w:t>
+        <w:t xml:space="preserve">Watch, 2005 VT 108, ¶ 9 (citing State Archivist’s legislative hearing testimony as support for Court’s interpretation of law). The Archivist also explained that charging to inspect records would be like charging the taxpayer twice—once to pay for a faulty records management system and again for the unnecessarily long time it takes to retrieve the responsive non-exempt information from a flawed system. Hearings on H. 73, Senate Comm. on Gov’t Operations, CD 11-⁠86, Track 2, 25:35—26:35 (April 19, 2011) (“In terms of the taxpayers ⁠. ⁠. ⁠. why should you charge them more because it’s more difficult for us to extract the information from the system we poorly designed to begin with?”) (reproduced in the Appendix at App. 263). Senator Pollina responded positively: “[Free inspection] would encourage the agencies to be more efficient in terms of their storage and retrieval of information ⁠. ⁠. ⁠. ⁠. When you can charge someone to go get something, you’re likely to put it further away ⁠. ⁠. ⁠. you’re not going to worry that it’s further away ⁠. ⁠. ⁠. ⁠. If I know I have to give it to them for free I’m going to make sure I have a better idea of where it is.” Id. at 26:40—27:08.</w:t>
       </w:r>
     </w:p>
     <w:p>
@@ -11977,49 +11805,19 @@
         <w:t xml:space="preserve"> </w:t>
       </w:r>
       <w:r>
-        <w:t xml:space="preserve">Senate Journal, May 2, 2011, 1572 (as reproduced in the Appendix at App. 195</w:t>
-      </w:r>
-      <w:r>
-        <w:noBreakHyphen/>
-      </w:r>
-      <w:r>
-        <w:t xml:space="preserve">96). The Senate passed the bill as amended by Senator White’s committee. Id. After H. 73 was returned to the House, neither the House Committee on Government Operations nor the full chamber sought to re-insert its original amendments to §§ 315(a) and 316(c). Vt.</w:t>
-      </w:r>
-      <w:r>
-        <w:t xml:space="preserve"> </w:t>
-      </w:r>
-      <w:r>
-        <w:t xml:space="preserve">House Journal, May 4, 2011, 1891</w:t>
-      </w:r>
-      <w:r>
-        <w:noBreakHyphen/>
-      </w:r>
-      <w:r>
-        <w:t xml:space="preserve">92 (as reproduced in the Appendix at App. 181</w:t>
-      </w:r>
-      <w:r>
-        <w:noBreakHyphen/>
-      </w:r>
-      <w:r>
-        <w:t xml:space="preserve">82). Instead, the House enacted the small change discussed supra to prevent a conflict between § 316(c) and town clerks’ traditional Title 32 fees for their time supporting public examination of certain records. Id. The Senate concurred and § 316(c) was changed to its current form. Vt.</w:t>
-      </w:r>
-      <w:r>
-        <w:t xml:space="preserve"> </w:t>
-      </w:r>
-      <w:r>
-        <w:t xml:space="preserve">Senate Journal, May 5, 2011, 1824</w:t>
-      </w:r>
-      <w:r>
-        <w:noBreakHyphen/>
-      </w:r>
-      <w:r>
-        <w:t xml:space="preserve">25 (reproduced in the Appendix at App. 197</w:t>
-      </w:r>
-      <w:r>
-        <w:noBreakHyphen/>
-      </w:r>
-      <w:r>
-        <w:t xml:space="preserve">98).</w:t>
+        <w:t xml:space="preserve">Senate Journal, May 2, 2011, 1572 (as reproduced in the Appendix at App. 195-⁠96). The Senate passed the bill as amended by Senator White’s committee. Id. After H. 73 was returned to the House, neither the House Committee on Government Operations nor the full chamber sought to re-insert its original amendments to §§ 315(a) and 316(c). Vt.</w:t>
+      </w:r>
+      <w:r>
+        <w:t xml:space="preserve"> </w:t>
+      </w:r>
+      <w:r>
+        <w:t xml:space="preserve">House Journal, May 4, 2011, 1891-⁠92 (as reproduced in the Appendix at App. 181-⁠82). Instead, the House enacted the small change discussed supra to prevent a conflict between § 316(c) and town clerks’ traditional Title 32 fees for their time supporting public examination of certain records. Id. The Senate concurred and § 316(c) was changed to its current form. Vt.</w:t>
+      </w:r>
+      <w:r>
+        <w:t xml:space="preserve"> </w:t>
+      </w:r>
+      <w:r>
+        <w:t xml:space="preserve">Senate Journal, May 5, 2011, 1824-⁠25 (reproduced in the Appendix at App. 197-⁠98).</w:t>
       </w:r>
     </w:p>
     <w:p>
@@ -12415,37 +12213,19 @@
         <w:t xml:space="preserve"> </w:t>
       </w:r>
       <w:r>
-        <w:t xml:space="preserve">229 (2008) (as introduced) (reproduced in the Appendix at App. 029</w:t>
-      </w:r>
-      <w:r>
-        <w:noBreakHyphen/>
-      </w:r>
-      <w:r>
-        <w:t xml:space="preserve">030). This amendment originated in 2005 and 2007 statutorily required studies. The studies recommended amending the PRA to ensure staff time fees could be charged for reviewing record requests, retrieving records, and redacting records, regardless of whether the requestor sought to inspect or possess copies of the records. Final</w:t>
-      </w:r>
-      <w:r>
-        <w:t xml:space="preserve"> </w:t>
-      </w:r>
-      <w:r>
-        <w:t xml:space="preserve">Legislative Council Staff Report, Public Records, Privacy, and Electronic Access in Vermont, at 10</w:t>
-      </w:r>
-      <w:r>
-        <w:noBreakHyphen/>
-      </w:r>
-      <w:r>
-        <w:t xml:space="preserve">11, January 2005, pursuant to 2003</w:t>
-      </w:r>
-      <w:r>
-        <w:t xml:space="preserve"> </w:t>
-      </w:r>
-      <w:r>
-        <w:t xml:space="preserve">Acts &amp; Resolves, No. 158 (Adj. Sess.), § 5 (reproduced in the Appendix at App. 201</w:t>
-      </w:r>
-      <w:r>
-        <w:noBreakHyphen/>
-      </w:r>
-      <w:r>
-        <w:t xml:space="preserve">202); Legislative</w:t>
+        <w:t xml:space="preserve">229 (2008) (as introduced) (reproduced in the Appendix at App. 029-⁠030). This amendment originated in 2005 and 2007 statutorily required studies. The studies recommended amending the PRA to ensure staff time fees could be charged for reviewing record requests, retrieving records, and redacting records, regardless of whether the requestor sought to inspect or possess copies of the records. Final</w:t>
+      </w:r>
+      <w:r>
+        <w:t xml:space="preserve"> </w:t>
+      </w:r>
+      <w:r>
+        <w:t xml:space="preserve">Legislative Council Staff Report, Public Records, Privacy, and Electronic Access in Vermont, at 10-⁠11, January 2005, pursuant to 2003</w:t>
+      </w:r>
+      <w:r>
+        <w:t xml:space="preserve"> </w:t>
+      </w:r>
+      <w:r>
+        <w:t xml:space="preserve">Acts &amp; Resolves, No. 158 (Adj. Sess.), § 5 (reproduced in the Appendix at App. 201-⁠202); Legislative</w:t>
       </w:r>
       <w:r>
         <w:t xml:space="preserve"> </w:t>
@@ -12457,13 +12237,7 @@
         <w:t xml:space="preserve"> </w:t>
       </w:r>
       <w:r>
-        <w:t xml:space="preserve">Acts &amp; Resolves, No. 132 (Adj. Sess.), § 4 (reproduced in the Appendix at App. 204</w:t>
-      </w:r>
-      <w:r>
-        <w:noBreakHyphen/>
-      </w:r>
-      <w:r>
-        <w:t xml:space="preserve">205). The studies recommended the amendments to defray public agency costs in responding to records requests. Nevertheless, the Senate Committee on Government Operations excised the related amendments from introduced S. 229 and the Legislature passed the bill without them. See 2007</w:t>
+        <w:t xml:space="preserve">Acts &amp; Resolves, No. 132 (Adj. Sess.), § 4 (reproduced in the Appendix at App. 204-⁠205). The studies recommended the amendments to defray public agency costs in responding to records requests. Nevertheless, the Senate Committee on Government Operations excised the related amendments from introduced S. 229 and the Legislature passed the bill without them. See 2007</w:t>
       </w:r>
       <w:r>
         <w:t xml:space="preserve"> </w:t>
@@ -12513,25 +12287,13 @@
         <w:t xml:space="preserve"> </w:t>
       </w:r>
       <w:r>
-        <w:t xml:space="preserve">Records Study Committee, 2012 Interim Report, at 5</w:t>
-      </w:r>
-      <w:r>
-        <w:noBreakHyphen/>
-      </w:r>
-      <w:r>
-        <w:t xml:space="preserve">6, January 2012, pursuant to 2011</w:t>
-      </w:r>
-      <w:r>
-        <w:t xml:space="preserve"> </w:t>
-      </w:r>
-      <w:r>
-        <w:t xml:space="preserve">Acts &amp; Resolves, No. 59 (Adj. Sess.), §§ 11(c), 14 (reproduced in the Appendix at App. 224</w:t>
-      </w:r>
-      <w:r>
-        <w:noBreakHyphen/>
-      </w:r>
-      <w:r>
-        <w:t xml:space="preserve">225); Public</w:t>
+        <w:t xml:space="preserve">Records Study Committee, 2012 Interim Report, at 5-⁠6, January 2012, pursuant to 2011</w:t>
+      </w:r>
+      <w:r>
+        <w:t xml:space="preserve"> </w:t>
+      </w:r>
+      <w:r>
+        <w:t xml:space="preserve">Acts &amp; Resolves, No. 59 (Adj. Sess.), §§ 11(c), 14 (reproduced in the Appendix at App. 224-⁠225); Public</w:t>
       </w:r>
       <w:r>
         <w:t xml:space="preserve"> </w:t>
@@ -12903,9 +12665,7 @@
                     <w:t xml:space="preserve"> </w:t>
                   </w:r>
                   <w:r>
-                    <w:t xml:space="preserve">522</w:t>
-                    <w:noBreakHyphen/>
-                    <w:t xml:space="preserve">2802</w:t>
+                    <w:t xml:space="preserve">522-⁠2802</w:t>
                   </w:r>
                 </w:p>
                 <w:p>
@@ -13043,9 +12803,7 @@
                     <w:t xml:space="preserve"> </w:t>
                   </w:r>
                   <w:r>
-                    <w:t xml:space="preserve">223</w:t>
-                    <w:noBreakHyphen/>
-                    <w:t xml:space="preserve">6304</w:t>
+                    <w:t xml:space="preserve">223-⁠6304</w:t>
                   </w:r>
                 </w:p>
                 <w:p>
@@ -13177,9 +12935,7 @@
                     <w:t xml:space="preserve"> </w:t>
                   </w:r>
                   <w:r>
-                    <w:t xml:space="preserve">223</w:t>
-                    <w:noBreakHyphen/>
-                    <w:t xml:space="preserve">6304</w:t>
+                    <w:t xml:space="preserve">223-⁠6304</w:t>
                   </w:r>
                 </w:p>
                 <w:p>
@@ -13884,9 +13640,7 @@
               <w:t xml:space="preserve"> </w:t>
             </w:r>
             <w:r>
-              <w:t xml:space="preserve">223</w:t>
-              <w:noBreakHyphen/>
-              <w:t xml:space="preserve">6304</w:t>
+              <w:t xml:space="preserve">223-⁠6304</w:t>
             </w:r>
           </w:p>
           <w:p>
@@ -13973,13 +13727,7 @@
         <w:t xml:space="preserve"> </w:t>
       </w:r>
       <w:r>
-        <w:t xml:space="preserve">In its December 7, 2017 letter determining Mr. Doyle’s administrative appeal of the initial denial of his public records request to inspect records, Defendant’s Chief del Pozo purports to “grant” Mr. Doyle’s request. PC 48</w:t>
-      </w:r>
-      <w:r>
-        <w:noBreakHyphen/>
-      </w:r>
-      <w:r>
-        <w:t xml:space="preserve">50. This characterization is inaccurate. BPD functionally denied Mr. Doyle’s request to inspect records by unlawfully conditioning his right of inspection on his first paying BPD $220.50 in administrative fees with the possibility that Mr. Doyle will also be charged hundreds more dollars upon inspection.</w:t>
+        <w:t xml:space="preserve">In its December 7, 2017 letter determining Mr. Doyle’s administrative appeal of the initial denial of his public records request to inspect records, Defendant’s Chief del Pozo purports to “grant” Mr. Doyle’s request. PC 48-⁠50. This characterization is inaccurate. BPD functionally denied Mr. Doyle’s request to inspect records by unlawfully conditioning his right of inspection on his first paying BPD $220.50 in administrative fees with the possibility that Mr. Doyle will also be charged hundreds more dollars upon inspection.</w:t>
       </w:r>
     </w:p>
   </w:footnote>
@@ -14099,13 +13847,7 @@
         <w:t xml:space="preserve"> </w:t>
       </w:r>
       <w:r>
-        <w:t xml:space="preserve">After the 2011 VSEA decision, the prevailing party issued a press release that was published by the online news site VTDigger, the weekly and widely-circulated Seven Days newspaper ran a story about the case, and Secretary of State Jim Condos also issued a press release applauding the VSEA decision and the award of attorneys’ fees to the plaintiff. Press Release, Crawford Rules in Favor of VSEA Public Records Lawsuit, VTDigger, Jan. 10, 2011, available at https://​vtdigger.​org/​2011/​01/​10/​crawford-​rules-​in-​favor-​of-​vsea-​public-​records-​lawsuit/ (reproduced in the Appendix at App. 249); Shay Totten, Judge: State Can’t Charge Union to Inspect Public Records, Seven Days, Jan. 10, 2011, available at https://​www.​sevendaysvt.​com/​vermont/​judge-​state-​cant-​charge-​union-​to-​inspect-​public-​records/​Content?​oid=2204645 (reproduced in the Appendix at App. 257</w:t>
-      </w:r>
-      <w:r>
-        <w:noBreakHyphen/>
-      </w:r>
-      <w:r>
-        <w:t xml:space="preserve">58); Press Release, Secretary of State Jim Condos Applauds Court decision on Attorneys fees, Apr. 4, 2011, available at https://​www.​sec.​state.​vt.​us/​media/​239316/​Press-​Release-​Condos-​Applauds-​Judge-​Crawford-​on-​Attorneys-​Fees.​pdf (reproduced in the Appendix at App. 259).</w:t>
+        <w:t xml:space="preserve">After the 2011 VSEA decision, the prevailing party issued a press release that was published by the online news site VTDigger, the weekly and widely-circulated Seven Days newspaper ran a story about the case, and Secretary of State Jim Condos also issued a press release applauding the VSEA decision and the award of attorneys’ fees to the plaintiff. Press Release, Crawford Rules in Favor of VSEA Public Records Lawsuit, VTDigger, Jan. 10, 2011, available at https://​vtdigger.​org/​2011/​01/​10/​crawford-​rules-​in-​favor-​of-​vsea-​public-​records-​lawsuit/ (reproduced in the Appendix at App. 249); Shay Totten, Judge: State Can’t Charge Union to Inspect Public Records, Seven Days, Jan. 10, 2011, available at https://​www.​sevendaysvt.​com/​vermont/​judge-​state-​cant-​charge-​union-​to-​inspect-​public-​records/​Content?​oid=2204645 (reproduced in the Appendix at App. 257-⁠58); Press Release, Secretary of State Jim Condos Applauds Court decision on Attorneys fees, Apr. 4, 2011, available at https://​www.​sec.​state.​vt.​us/​media/​239316/​Press-​Release-​Condos-​Applauds-​Judge-​Crawford-​on-​Attorneys-​Fees.​pdf (reproduced in the Appendix at App. 259).</w:t>
       </w:r>
     </w:p>
   </w:footnote>
@@ -14124,37 +13866,7 @@
         <w:t xml:space="preserve"> </w:t>
       </w:r>
       <w:r>
-        <w:t xml:space="preserve">H. 73’s amendments to § 315(a) and § 316(c) were unquestionably proposed in response to the VSEA decision. Testimony of Beth Robison, Governor’s Counsel, Hearings on H. 73, House Comm. on Gov’t Operations, CD 11</w:t>
-      </w:r>
-      <w:r>
-        <w:noBreakHyphen/>
-      </w:r>
-      <w:r>
-        <w:t xml:space="preserve">044, at 55:45—57:00 (Feb. 16, 2011) (Legislator asks Beth Robinson, “We have one ruling that says you don’t charge [requestors seeking to inspect], right?” Beth Robinson responds saying, “[H. 73 as introduced] eliminates that loophole.”) (reproduced in the Appendix at App. 261); Testimony of Beth Robinson, Governor’s Counsel, Hearings on H. 73, House Comm. on Gov’t Operations, CD11</w:t>
-      </w:r>
-      <w:r>
-        <w:noBreakHyphen/>
-      </w:r>
-      <w:r>
-        <w:t xml:space="preserve">137, at 25—27:20 (May 3, 2011) (reproduced in the Appendix at App. 262). Additional testimony on the same subject, Hearings on H. 73, House Comm. on Gov’t Operations, CD 11</w:t>
-      </w:r>
-      <w:r>
-        <w:noBreakHyphen/>
-      </w:r>
-      <w:r>
-        <w:t xml:space="preserve">029, at 20:44—21:05 (Feb. 3, 2011) (“[T]he Washington Superior Court concluded that . . . the state can’t charge for the staff time spent” in response to a request to inspect public records.) (reproduced in the Appendix at App. 260); Testimony of James Condos, Secretary of State, Hearings on H. 73, House Comm. on Gov’t Operations, CD 11</w:t>
-      </w:r>
-      <w:r>
-        <w:noBreakHyphen/>
-      </w:r>
-      <w:r>
-        <w:t xml:space="preserve">029, at 52:45—53:11 (Feb. 3, 2011) (“The court has already adjudicated and said that inspection is . . . free to Vermonters.”) (reproduced in the Appendix at App. 260). As discussed infra on pages 24</w:t>
-      </w:r>
-      <w:r>
-        <w:noBreakHyphen/>
-      </w:r>
-      <w:r>
-        <w:t xml:space="preserve">25, the Senate was also well aware of the VSEA decision. The Legislature’s refusal to adopt the original House language despite knowledge of the VSEA decision is significant evidence of its agreement with the court’s interpretation of law. Dubaniewicz,</w:t>
+        <w:t xml:space="preserve">H. 73’s amendments to § 315(a) and § 316(c) were unquestionably proposed in response to the VSEA decision. Testimony of Beth Robison, Governor’s Counsel, Hearings on H. 73, House Comm. on Gov’t Operations, CD 11-⁠044, at 55:45—57:00 (Feb. 16, 2011) (Legislator asks Beth Robinson, “We have one ruling that says you don’t charge [requestors seeking to inspect], right?” Beth Robinson responds saying, “[H. 73 as introduced] eliminates that loophole.”) (reproduced in the Appendix at App. 261); Testimony of Beth Robinson, Governor’s Counsel, Hearings on H. 73, House Comm. on Gov’t Operations, CD11-⁠137, at 25—27:20 (May 3, 2011) (reproduced in the Appendix at App. 262). Additional testimony on the same subject, Hearings on H. 73, House Comm. on Gov’t Operations, CD 11-⁠029, at 20:44—21:05 (Feb. 3, 2011) (“[T]he Washington Superior Court concluded that ⁠. ⁠. ⁠. the state can’t charge for the staff time spent” in response to a request to inspect public records.) (reproduced in the Appendix at App. 260); Testimony of James Condos, Secretary of State, Hearings on H. 73, House Comm. on Gov’t Operations, CD 11-⁠029, at 52:45—53:11 (Feb. 3, 2011) (“The court has already adjudicated and said that inspection is ⁠. ⁠. ⁠. free to Vermonters.”) (reproduced in the Appendix at App. 260). As discussed infra on pages 24-⁠25, the Senate was also well aware of the VSEA decision. The Legislature’s refusal to adopt the original House language despite knowledge of the VSEA decision is significant evidence of its agreement with the court’s interpretation of law. Dubaniewicz,</w:t>
       </w:r>
       <w:r>
         <w:t xml:space="preserve"> </w:t>
@@ -14254,13 +13966,7 @@
         <w:t xml:space="preserve"> </w:t>
       </w:r>
       <w:r>
-        <w:t xml:space="preserve">Notably, Senator Flory, the Senate committee’s lone vote in support of the House amendments allowing charges for inspection, did not raise the issue during her explanation of her floor vote against H. 73. Recording of the Vermont Senate, Disc 4, Track 3</w:t>
-      </w:r>
-      <w:r>
-        <w:noBreakHyphen/>
-      </w:r>
-      <w:r>
-        <w:t xml:space="preserve">4, 04:10 (Track 3)—01:17 (Track 4) (May 2, 2011) (reproduced in the Appendix at App. 265).</w:t>
+        <w:t xml:space="preserve">Notably, Senator Flory, the Senate committee’s lone vote in support of the House amendments allowing charges for inspection, did not raise the issue during her explanation of her floor vote against H. 73. Recording of the Vermont Senate, Disc 4, Track 3-⁠4, 04:10 (Track 3)—01:17 (Track 4) (May 2, 2011) (reproduced in the Appendix at App. 265).</w:t>
       </w:r>
     </w:p>
   </w:footnote>
@@ -15071,7 +14777,7 @@
     <w:qFormat/>
     <w:pPr>
       <w:keepLines/>
-      <w:spacing w:before="0" w:after="115" w:line="230" w:lineRule="exact"/>
+      <w:spacing w:before="21" w:after="115" w:line="230" w:lineRule="exact"/>
     </w:pPr>
     <w:rPr>
       <w:sz w:val="20"/>

--- a/courts/second-circuit/vermont/state/supreme-court/brief-on-the-merits/usage/OUTPUT-brief-on-the-merits.docx
+++ b/courts/second-circuit/vermont/state/supreme-court/brief-on-the-merits/usage/OUTPUT-brief-on-the-merits.docx
@@ -5018,7 +5018,7 @@
         <w:tab/>
       </w:r>
       <w:r>
-        <w:t xml:space="preserve">24</w:t>
+        <w:t xml:space="preserve">23</w:t>
       </w:r>
     </w:p>
     <w:p>
